--- a/보관본/러시아 인권변호사/Word/5부/5부_3화_리트비노프의_마지막_카드.docx
+++ b/보관본/러시아 인권변호사/Word/5부/5부_3화_리트비노프의_마지막_카드.docx
@@ -3296,7 +3296,7 @@
           <w:i w:val="0"/>
           <w:sz w:val="22"/>
         </w:rPr>
-        <w:t xml:space="preserve"> — 작은 힘도 꾸준하면 단단한 것을 뚫는다는 속담. 료샤가 투명성법 통과를 "불투명한 구조라는 돌에 떨어진 또 한 방울"로 표현하고, 이리나가 "돌에는 수백 년이 걸리지만 당신에게는 임기가 있다"고 짚자, 료샤는 그래서 한 방울씩 세는 것이라고 받는다(장면 12).</w:t>
+        <w:t xml:space="preserve"> — 한국어 해설: 작은 힘도 꾸준하면 단단한 것을 뚫는다는 속담. 료샤가 투명성법 통과를 "불투명한 구조라는 돌에 떨어진 또 한 방울"로 표현하고, 이리나가 "돌에는 수백 년이 걸리지만 당신에게는 임기가 있다"고 짚자, 료샤는 그래서 한 방울씩 세는 것이라고 받는다(장면 12).</w:t>
       </w:r>
     </w:p>
     <w:p>
@@ -3319,7 +3319,7 @@
           <w:i w:val="0"/>
           <w:sz w:val="22"/>
         </w:rPr>
-        <w:t xml:space="preserve"> — 같은 편끼리는 서로 해치지 않는다는 속담. 그레벤시코프가 리트비노프 홀딩과 연결된 "전문가"들이 방송에서 법안을 공격하는 것을 가리키며 쓰고(장면 6), 료샤는 "까마귀는 울 수 있을 때 울게 두라"며 숫자로 맞서기로 한다. 이 그림자는 장면 11 리트비노프의 "보이지 않는 것은 계속 보이지 않게"로 8화까지 이어진다.</w:t>
+        <w:t xml:space="preserve"> — 한국어 해설: 같은 편끼리는 서로 해치지 않는다는 속담. 그레벤시코프가 리트비노프 홀딩과 연결된 "전문가"들이 방송에서 법안을 공격하는 것을 가리키며 쓰고(장면 6), 료샤는 "까마귀는 울 수 있을 때 울게 두라"며 숫자로 맞서기로 한다. 이 그림자는 장면 11 리트비노프의 "보이지 않는 것은 계속 보이지 않게"로 8화까지 이어진다.</w:t>
       </w:r>
     </w:p>
     <w:p>
